--- a/reports/soutenance/GUIDE_SOUTENANCE_MBEUMI.docx
+++ b/reports/soutenance/GUIDE_SOUTENANCE_MBEUMI.docx
@@ -577,7 +577,7 @@
           <w:sz w:val="22"/>
           <w:szCs w:val="22"/>
         </w:rPr>
-        <w:t xml:space="preserve">Chaque couche est pure et testée isolément — c'est ce qui rend les 694 tests possibles.</w:t>
+        <w:t xml:space="preserve">Chaque couche est pure et testée isolément — c'est ce qui rend les 704 tests possibles.</w:t>
       </w:r>
     </w:p>
     <w:p>
@@ -632,7 +632,7 @@
           <w:sz w:val="22"/>
           <w:szCs w:val="22"/>
         </w:rPr>
-        <w:t xml:space="preserve">694 tests automatisés</w:t>
+        <w:t xml:space="preserve">704 tests automatisés</w:t>
       </w:r>
     </w:p>
     <w:p>
@@ -1861,7 +1861,7 @@
           <w:sz w:val="22"/>
           <w:szCs w:val="22"/>
         </w:rPr>
-        <w:t xml:space="preserve">Le prototype est vérifié comme un produit : 694 tests automatisés, tous au vert — tests unitaires du moteur, tests d'intégration des pages, tests bout-en-bout du cycle enregistrer-recharger-superviser.</w:t>
+        <w:t xml:space="preserve">Le prototype est vérifié comme un produit : 704 tests automatisés, tous au vert — tests unitaires du moteur, tests d'intégration des pages, tests bout-en-bout du cycle enregistrer-recharger-superviser.</w:t>
       </w:r>
     </w:p>
     <w:p>
@@ -1911,7 +1911,7 @@
           <w:sz w:val="22"/>
           <w:szCs w:val="22"/>
         </w:rPr>
-        <w:t xml:space="preserve">694/694 tests</w:t>
+        <w:t xml:space="preserve">704/704 tests</w:t>
       </w:r>
     </w:p>
     <w:p>
@@ -2312,7 +2312,7 @@
           <w:sz w:val="22"/>
           <w:szCs w:val="22"/>
         </w:rPr>
-        <w:t xml:space="preserve">R. Des séries temporelles de température machine — aucune donnée personnelle, donc hors périmètre RGPD. La contrainte est la confidentialité industrielle : les formulations exactes et certains réglages restent anonymisés dans le mémoire (« mode client » dans l'application).</w:t>
+        <w:t xml:space="preserve">R. Les données procédé sont des séries de température machine — aucune donnée personnelle. Seul le module d'authentification stocke des emails de connexion (donnée personnelle minimale) dans login_history : usage interne, finalité traçabilité des accès, pas de profilage — périmètre RGPD maîtrisé. La contrainte principale reste la confidentialité industrielle : formulations et réglages anonymisés (« mode client »).</w:t>
       </w:r>
     </w:p>
     <w:p>
@@ -2373,6 +2373,66 @@
           <w:szCs w:val="22"/>
         </w:rPr>
         <w:t xml:space="preserve">R. Si, et c'est dit tel quel dans le mémoire : 8 essais, 798 fenêtres — c'est la limite structurante. C'est précisément pourquoi il y a l'augmentation documentée, la validation par run, l'étude de robustesse sur 10 seeds, et la conclusion que la consolidation exige de nouveaux essais.</w:t>
+      </w:r>
+    </w:p>
+    <w:p>
+      <w:pPr>
+        <w:spacing w:after="50" w:before="160"/>
+      </w:pPr>
+      <w:r>
+        <w:rPr>
+          <w:rFonts w:ascii="Calibri" w:cs="Calibri" w:eastAsia="Calibri" w:hAnsi="Calibri"/>
+          <w:b/>
+          <w:bCs/>
+          <w:color w:val="1A2330"/>
+          <w:sz w:val="22"/>
+          <w:szCs w:val="22"/>
+        </w:rPr>
+        <w:t xml:space="preserve">Q. Comment votre application interagit-elle avec la base de données ?</w:t>
+      </w:r>
+    </w:p>
+    <w:p>
+      <w:pPr>
+        <w:spacing w:after="110" w:line="276"/>
+      </w:pPr>
+      <w:r>
+        <w:rPr>
+          <w:rFonts w:ascii="Calibri" w:cs="Calibri" w:eastAsia="Calibri" w:hAnsi="Calibri"/>
+          <w:color w:val="1A2330"/>
+          <w:sz w:val="22"/>
+          <w:szCs w:val="22"/>
+        </w:rPr>
+        <w:t xml:space="preserve">R. Deux usages. D'abord la persistance de l'état procédé : le snapshot validé est écrit dans PostgreSQL (Supabase) via API REST, table rondol_state en JSONB — ce qui survit au disque éphémère de Streamlit Cloud. Ensuite l'authentification : la table app_users stocke les comptes (mot de passe hashé), et chaque connexion est journalisée dans login_history, visible dans la page Compte. Je peux le démontrer en direct : je me connecte, la ligne apparaît dans l'historique lu depuis la base.</w:t>
+      </w:r>
+    </w:p>
+    <w:p>
+      <w:pPr>
+        <w:spacing w:after="50" w:before="160"/>
+      </w:pPr>
+      <w:r>
+        <w:rPr>
+          <w:rFonts w:ascii="Calibri" w:cs="Calibri" w:eastAsia="Calibri" w:hAnsi="Calibri"/>
+          <w:b/>
+          <w:bCs/>
+          <w:color w:val="1A2330"/>
+          <w:sz w:val="22"/>
+          <w:szCs w:val="22"/>
+        </w:rPr>
+        <w:t xml:space="preserve">Q. Vos mots de passe, comment sont-ils stockés ?</w:t>
+      </w:r>
+    </w:p>
+    <w:p>
+      <w:pPr>
+        <w:spacing w:after="110" w:line="276"/>
+      </w:pPr>
+      <w:r>
+        <w:rPr>
+          <w:rFonts w:ascii="Calibri" w:cs="Calibri" w:eastAsia="Calibri" w:hAnsi="Calibri"/>
+          <w:color w:val="1A2330"/>
+          <w:sz w:val="22"/>
+          <w:szCs w:val="22"/>
+        </w:rPr>
+        <w:t xml:space="preserve">R. Jamais en clair. On stocke un hash PBKDF2-HMAC-SHA256 avec 200 000 itérations et un sel aléatoire par compte. Même avec un accès à la base, on ne peut pas remonter au mot de passe. Le code source public ne contient aucun mot de passe ; les identifiants de test sont documentés uniquement dans le PDR du ZIP de dépôt.</w:t>
       </w:r>
     </w:p>
     <w:p>

--- a/reports/soutenance/GUIDE_SOUTENANCE_MBEUMI.docx
+++ b/reports/soutenance/GUIDE_SOUTENANCE_MBEUMI.docx
@@ -577,7 +577,7 @@
           <w:sz w:val="22"/>
           <w:szCs w:val="22"/>
         </w:rPr>
-        <w:t xml:space="preserve">Chaque couche est pure et testée isolément — c'est ce qui rend les 704 tests possibles.</w:t>
+        <w:t xml:space="preserve">Chaque couche est pure et testée isolément — c'est ce qui rend les 705 tests possibles.</w:t>
       </w:r>
     </w:p>
     <w:p>
@@ -632,7 +632,7 @@
           <w:sz w:val="22"/>
           <w:szCs w:val="22"/>
         </w:rPr>
-        <w:t xml:space="preserve">704 tests automatisés</w:t>
+        <w:t xml:space="preserve">705 tests automatisés</w:t>
       </w:r>
     </w:p>
     <w:p>
@@ -1861,7 +1861,7 @@
           <w:sz w:val="22"/>
           <w:szCs w:val="22"/>
         </w:rPr>
-        <w:t xml:space="preserve">Le prototype est vérifié comme un produit : 704 tests automatisés, tous au vert — tests unitaires du moteur, tests d'intégration des pages, tests bout-en-bout du cycle enregistrer-recharger-superviser.</w:t>
+        <w:t xml:space="preserve">Le prototype est vérifié comme un produit : 705 tests automatisés, tous au vert — tests unitaires du moteur, tests d'intégration des pages, tests bout-en-bout du cycle enregistrer-recharger-superviser.</w:t>
       </w:r>
     </w:p>
     <w:p>
@@ -1911,7 +1911,7 @@
           <w:sz w:val="22"/>
           <w:szCs w:val="22"/>
         </w:rPr>
-        <w:t xml:space="preserve">704/704 tests</w:t>
+        <w:t xml:space="preserve">705/705 tests</w:t>
       </w:r>
     </w:p>
     <w:p>

--- a/reports/soutenance/GUIDE_SOUTENANCE_MBEUMI.docx
+++ b/reports/soutenance/GUIDE_SOUTENANCE_MBEUMI.docx
@@ -1580,7 +1580,7 @@
           <w:sz w:val="22"/>
           <w:szCs w:val="22"/>
         </w:rPr>
-        <w:t xml:space="preserve">L'application, c'est six pages Streamlit type HMI industrielle : supervision avec score de stabilité et probabilité de dérive, configuration de vis avec KPIs recalculés à chaque geste, paramètres IA et doseurs, analyse de run, historique, et la vue moteur procédé.</w:t>
+        <w:t xml:space="preserve">L'application, c'est sept pages Streamlit type HMI industrielle : supervision avec score de stabilité et probabilité de dérive, configuration de vis avec KPIs recalculés à chaque geste, paramètres IA et doseurs, analyse de run, historique, et la vue moteur procédé.</w:t>
       </w:r>
     </w:p>
     <w:p>
@@ -1630,7 +1630,7 @@
           <w:sz w:val="22"/>
           <w:szCs w:val="22"/>
         </w:rPr>
-        <w:t xml:space="preserve">6 pages · FR/EN · persistance 3 couches · Streamlit + Supabase (PostgreSQL)</w:t>
+        <w:t xml:space="preserve">7 pages · accès protégé · FR/EN · persistance 3 couches · Streamlit + Supabase (PostgreSQL)</w:t>
       </w:r>
     </w:p>
     <w:p>

--- a/reports/soutenance/GUIDE_SOUTENANCE_MBEUMI.docx
+++ b/reports/soutenance/GUIDE_SOUTENANCE_MBEUMI.docx
@@ -1711,7 +1711,7 @@
           <w:sz w:val="22"/>
           <w:szCs w:val="22"/>
         </w:rPr>
-        <w:t xml:space="preserve">Sur le pilotage : itérations courtes — chaque brique proposée, validée par l'encadrant, développée, testée, démontrée avant de passer à la suivante. Jalons tenus : campagne d'essais, bascule du modèle, démonstration manager du 16 juin.</w:t>
+        <w:t xml:space="preserve">Sur le pilotage : méthode Kanban — un flux tiré à encours limité (WIP=1), chaque brique proposée, validée par l'encadrant, développée, testée, démontrée avant de passer à la suivante. Jalons tenus : campagne d'essais, bascule du modèle, démonstration manager du 16 juin.</w:t>
       </w:r>
     </w:p>
     <w:p>
@@ -2474,7 +2474,7 @@
           <w:sz w:val="22"/>
           <w:szCs w:val="22"/>
         </w:rPr>
-        <w:t xml:space="preserve">R. Itérations courtes type agile adaptées à un binôme stagiaire-encadrant : chaque brique fait l'objet d'une proposition écrite (fichiers touchés, comportement avant/après, risques, tests, critères d'acceptation), validée avant développement, puis testée et démontrée. Le détail est en Partie 4 du mémoire.</w:t>
+        <w:t xml:space="preserve">R. Kanban — un flux tiré à encours limité fixé à un (WIP=1), adapté à un binôme stagiaire-encadrant plutôt qu'un Scrum à sprints fixes. Chaque brique fait l'objet d'une proposition écrite (fichiers touchés, comportement avant/après, risques, tests, critères d'acceptation), validée avant développement, puis testée et démontrée. Le détail est en Partie 4.1 du mémoire.</w:t>
       </w:r>
     </w:p>
     <w:p>

--- a/reports/soutenance/GUIDE_SOUTENANCE_MBEUMI.docx
+++ b/reports/soutenance/GUIDE_SOUTENANCE_MBEUMI.docx
@@ -577,7 +577,7 @@
           <w:sz w:val="22"/>
           <w:szCs w:val="22"/>
         </w:rPr>
-        <w:t xml:space="preserve">Chaque couche est pure et testée isolément — c'est ce qui rend les 705 tests possibles.</w:t>
+        <w:t>Chaque couche est pure et testée isolément — c'est ce qui rend les 725 tests possibles.</w:t>
       </w:r>
     </w:p>
     <w:p>
@@ -632,7 +632,7 @@
           <w:sz w:val="22"/>
           <w:szCs w:val="22"/>
         </w:rPr>
-        <w:t xml:space="preserve">705 tests automatisés</w:t>
+        <w:t>725 tests automatisés</w:t>
       </w:r>
     </w:p>
     <w:p>
@@ -1861,7 +1861,7 @@
           <w:sz w:val="22"/>
           <w:szCs w:val="22"/>
         </w:rPr>
-        <w:t xml:space="preserve">Le prototype est vérifié comme un produit : 705 tests automatisés, tous au vert — tests unitaires du moteur, tests d'intégration des pages, tests bout-en-bout du cycle enregistrer-recharger-superviser.</w:t>
+        <w:t>Le prototype est vérifié comme un produit : 725 tests automatisés, tous au vert — tests unitaires du moteur, tests d'intégration des pages, tests bout-en-bout du cycle enregistrer-recharger-superviser.</w:t>
       </w:r>
     </w:p>
     <w:p>
@@ -1911,7 +1911,7 @@
           <w:sz w:val="22"/>
           <w:szCs w:val="22"/>
         </w:rPr>
-        <w:t xml:space="preserve">705/705 tests</w:t>
+        <w:t>725/725 tests</w:t>
       </w:r>
     </w:p>
     <w:p>
